--- a/projekty/07_Standard_IT_danych_i_technologii.docx
+++ b/projekty/07_Standard_IT_danych_i_technologii.docx
@@ -4,20 +4,14 @@
   <w:body>
     <w:p>
       <w:pPr>
+        <w:pStyle w:val="Title"/>
         <w:jc w:val="center"/>
       </w:pPr>
       <w:r>
-        <w:rPr>
-          <w:b/>
-          <w:sz w:val="42"/>
-        </w:rPr>
         <w:t>Standard IT, danych i technologii</w:t>
       </w:r>
     </w:p>
     <w:p>
-      <w:pPr>
-        <w:jc w:val="center"/>
-      </w:pPr>
       <w:r>
         <w:rPr>
           <w:b/>
@@ -25,7 +19,6 @@
         <w:t>PROJEKT ROBOCZY — do dyskusji i weryfikacji prawnej</w:t>
       </w:r>
     </w:p>
-    <w:p/>
     <w:p>
       <w:r>
         <w:rPr>
@@ -35,6 +28,28 @@
       </w:r>
       <w:r>
         <w:t>Dokument ustanawia zasady governance IT. Nie zastępuje instrukcji bezpieczeństwa, polityk ochrony danych ani procedur administratora systemów.</w:t>
+      </w:r>
+    </w:p>
+    <w:p>
+      <w:r>
+        <w:rPr>
+          <w:b/>
+        </w:rPr>
+        <w:t>Tryb przyjęcia (propozycja)</w:t>
+      </w:r>
+      <w:r>
+        <w:t>: uchwała Rady Nadzorczej na podstawie § 49 ust. 1 pkt 21 Statutu — do potwierdzenia łącznie z trybem przyjęcia Kodeksu, patrz „Kodeks odpowiedzialnego sprawowania mandatu" § 15. Zasada z Kodeksu § 6 (nadzór ekspercki bez przejmowania wykonawstwa) dotyczy jednolicie wszystkich dziedzin wiedzy specjalistycznej w Radzie, nie tylko IT — ten Standard opisuje jej zastosowanie konkretnie do systemów i danych, na tej samej zasadzie co odrębne standardy mogłyby opisywać jej zastosowanie np. do spraw budowlanych czy finansowych.</w:t>
+      </w:r>
+    </w:p>
+    <w:p>
+      <w:r>
+        <w:rPr>
+          <w:b/>
+        </w:rPr>
+        <w:t>Poprawki po świeżym przeglądzie</w:t>
+      </w:r>
+      <w:r>
+        <w:t>: § 2 zakotwiczony w istniejącym łańcuchu decyzyjnym dla inwestycji (WZ→RN→Zarząd), § 7 — oznaczona luka (brak wskazania, kto zatwierdza listę dozwolonych usług AI).</w:t>
       </w:r>
     </w:p>
     <w:p>
@@ -60,17 +75,25 @@
     </w:p>
     <w:p>
       <w:r>
-        <w:t>1. Rada ocenia kierunek, ryzyka, koszty, zależność od dostawców i efekty projektów.</w:t>
+        <w:t>1. Rada ocenia kierunek, ryzyka, koszty, zależność od dostawców i efekty projektów — w ramach swojej ustawowej roli nadzorczej (Statut § 49) oraz uchwalania rocznego planu gospodarczego, w którym mieści się budżet na inwestycje IT.</w:t>
       </w:r>
     </w:p>
     <w:p>
       <w:r>
-        <w:t>2. Zarząd odpowiada za wybór rozwiązania i wykonanie w granicach kompetencji.</w:t>
+        <w:t>2. Zarząd odpowiada za wybór rozwiązania i wykonanie w granicach kompetencji — przygotowuje projekt planu i realizuje go operacyjnie (Statut § 57).</w:t>
       </w:r>
     </w:p>
     <w:p>
       <w:r>
         <w:t>3. Wykonawca dostarcza usługę na podstawie określonego zakresu, SLA i zasad bezpieczeństwa.</w:t>
+      </w:r>
+    </w:p>
+    <w:p>
+      <w:r>
+        <w:rPr>
+          <w:i/>
+        </w:rPr>
+        <w:t>(Doprecyzowane po audycie: podział ról odpowiada łańcuchowi decyzyjnemu już opisanemu dla inwestycji ogółem — Walne Zgromadzenie wyznacza kierunek rozwoju i limit zadłużenia, Rada Nadzorcza uchwala roczny plan gospodarczy z budżetem inwestycyjnym, Zarząd przygotowuje projekt i wykonuje — ten Standard nie tworzy nowej ścieżki decyzyjnej dla IT, tylko stosuje istniejącą.)</w:t>
       </w:r>
     </w:p>
     <w:p>
@@ -155,7 +178,25 @@
     </w:p>
     <w:p>
       <w:r>
-        <w:t>1. Nie należy wprowadzać do publicznych lub niezatwierdzonych usług AI danych osobowych, informacji poufnych ani dokumentów Spółdzielni.</w:t>
+        <w:t xml:space="preserve">1. Nie należy wprowadzać do publicznych lub niezatwierdzonych usług AI danych osobowych, informacji poufnych ani dokumentów Spółdzielni. </w:t>
+      </w:r>
+      <w:r>
+        <w:rPr>
+          <w:b/>
+        </w:rPr>
+        <w:t>Luka znaleziona przy świeżym przeglądzie</w:t>
+      </w:r>
+      <w:r>
+        <w:t xml:space="preserve">: dokument nigdzie nie mówi, kto prowadzi listę „zatwierdzonych" usług AI ani jak coś na nią trafia — w przeciwieństwie do innych otwartych kwestii w tym pakiecie, to miejsce nie miało nawet </w:t>
+      </w:r>
+      <w:r>
+        <w:rPr>
+          <w:rFonts w:ascii="Consolas" w:hAnsi="Consolas"/>
+        </w:rPr>
+        <w:t>[●]</w:t>
+      </w:r>
+      <w:r>
+        <w:t>. Do ustalenia: kto zatwierdza [●] i gdzie ta lista jest publikowana [●].</w:t>
       </w:r>
     </w:p>
     <w:p>
@@ -183,7 +224,7 @@
     </w:p>
     <w:sectPr>
       <w:pgSz w:w="12240" w:h="15840"/>
-      <w:pgMar w:top="1247" w:right="1134" w:bottom="1134" w:left="1361" w:header="720" w:footer="720" w:gutter="0"/>
+      <w:pgMar w:top="1440" w:right="1800" w:bottom="1440" w:left="1800" w:header="720" w:footer="720" w:gutter="0"/>
       <w:cols w:space="720"/>
       <w:docGrid w:linePitch="360"/>
     </w:sectPr>
@@ -555,8 +596,8 @@
     <w:qFormat/>
     <w:rsid w:val="00FC693F"/>
     <w:rPr>
-      <w:rFonts w:ascii="Aptos" w:hAnsi="Aptos"/>
-      <w:sz w:val="21"/>
+      <w:rFonts w:ascii="Calibri" w:hAnsi="Calibri"/>
+      <w:sz w:val="22"/>
     </w:rPr>
   </w:style>
   <w:style w:type="paragraph" w:styleId="Header">
@@ -618,11 +659,11 @@
       <w:outlineLvl w:val="0"/>
     </w:pPr>
     <w:rPr>
-      <w:rFonts w:asciiTheme="majorHAnsi" w:eastAsiaTheme="majorEastAsia" w:hAnsiTheme="majorHAnsi" w:cstheme="majorBidi" w:ascii="Aptos Display" w:hAnsi="Aptos Display"/>
+      <w:rFonts w:asciiTheme="majorHAnsi" w:eastAsiaTheme="majorEastAsia" w:hAnsiTheme="majorHAnsi" w:cstheme="majorBidi"/>
       <w:b/>
       <w:bCs/>
       <w:color w:val="365F91" w:themeColor="accent1" w:themeShade="BF"/>
-      <w:sz w:val="30"/>
+      <w:sz w:val="28"/>
       <w:szCs w:val="28"/>
     </w:rPr>
   </w:style>
@@ -642,11 +683,11 @@
       <w:outlineLvl w:val="1"/>
     </w:pPr>
     <w:rPr>
-      <w:rFonts w:asciiTheme="majorHAnsi" w:eastAsiaTheme="majorEastAsia" w:hAnsiTheme="majorHAnsi" w:cstheme="majorBidi" w:ascii="Aptos Display" w:hAnsi="Aptos Display"/>
+      <w:rFonts w:asciiTheme="majorHAnsi" w:eastAsiaTheme="majorEastAsia" w:hAnsiTheme="majorHAnsi" w:cstheme="majorBidi"/>
       <w:b/>
       <w:bCs/>
       <w:color w:val="4F81BD" w:themeColor="accent1"/>
-      <w:sz w:val="24"/>
+      <w:sz w:val="26"/>
       <w:szCs w:val="26"/>
     </w:rPr>
   </w:style>
@@ -666,7 +707,7 @@
       <w:outlineLvl w:val="2"/>
     </w:pPr>
     <w:rPr>
-      <w:rFonts w:asciiTheme="majorHAnsi" w:eastAsiaTheme="majorEastAsia" w:hAnsiTheme="majorHAnsi" w:cstheme="majorBidi" w:ascii="Aptos Display" w:hAnsi="Aptos Display"/>
+      <w:rFonts w:asciiTheme="majorHAnsi" w:eastAsiaTheme="majorEastAsia" w:hAnsiTheme="majorHAnsi" w:cstheme="majorBidi"/>
       <w:b/>
       <w:bCs/>
       <w:color w:val="4F81BD" w:themeColor="accent1"/>
@@ -907,11 +948,11 @@
       <w:contextualSpacing/>
     </w:pPr>
     <w:rPr>
-      <w:rFonts w:asciiTheme="majorHAnsi" w:eastAsiaTheme="majorEastAsia" w:hAnsiTheme="majorHAnsi" w:cstheme="majorBidi" w:ascii="Aptos Display" w:hAnsi="Aptos Display"/>
+      <w:rFonts w:asciiTheme="majorHAnsi" w:eastAsiaTheme="majorEastAsia" w:hAnsiTheme="majorHAnsi" w:cstheme="majorBidi"/>
       <w:color w:val="17365D" w:themeColor="text2" w:themeShade="BF"/>
       <w:spacing w:val="5"/>
       <w:kern w:val="28"/>
-      <w:sz w:val="44"/>
+      <w:sz w:val="52"/>
       <w:szCs w:val="52"/>
     </w:rPr>
   </w:style>

--- a/projekty/07_Standard_IT_danych_i_technologii.docx
+++ b/projekty/07_Standard_IT_danych_i_technologii.docx
@@ -42,17 +42,6 @@
       </w:r>
     </w:p>
     <w:p>
-      <w:r>
-        <w:rPr>
-          <w:b/>
-        </w:rPr>
-        <w:t>Poprawki po świeżym przeglądzie</w:t>
-      </w:r>
-      <w:r>
-        <w:t>: § 2 zakotwiczony w istniejącym łańcuchu decyzyjnym dla inwestycji (WZ→RN→Zarząd), § 7 — oznaczona luka (brak wskazania, kto zatwierdza listę dozwolonych usług AI).</w:t>
-      </w:r>
-    </w:p>
-    <w:p>
       <w:pPr>
         <w:pStyle w:val="Heading2"/>
       </w:pPr>
@@ -90,10 +79,7 @@
     </w:p>
     <w:p>
       <w:r>
-        <w:rPr>
-          <w:i/>
-        </w:rPr>
-        <w:t>(Doprecyzowane po audycie: podział ról odpowiada łańcuchowi decyzyjnemu już opisanemu dla inwestycji ogółem — Walne Zgromadzenie wyznacza kierunek rozwoju i limit zadłużenia, Rada Nadzorcza uchwala roczny plan gospodarczy z budżetem inwestycyjnym, Zarząd przygotowuje projekt i wykonuje — ten Standard nie tworzy nowej ścieżki decyzyjnej dla IT, tylko stosuje istniejącą.)</w:t>
+        <w:t>Podział ról odpowiada łańcuchowi decyzyjnemu już obowiązującemu dla inwestycji ogółem — Walne Zgromadzenie wyznacza kierunek rozwoju i limit zadłużenia, Rada Nadzorcza uchwala roczny plan gospodarczy z budżetem inwestycyjnym, Zarząd przygotowuje projekt i wykonuje; ten Standard nie tworzy nowej ścieżki decyzyjnej dla IT, tylko stosuje już istniejącą.</w:t>
       </w:r>
     </w:p>
     <w:p>
@@ -178,25 +164,7 @@
     </w:p>
     <w:p>
       <w:r>
-        <w:t xml:space="preserve">1. Nie należy wprowadzać do publicznych lub niezatwierdzonych usług AI danych osobowych, informacji poufnych ani dokumentów Spółdzielni. </w:t>
-      </w:r>
-      <w:r>
-        <w:rPr>
-          <w:b/>
-        </w:rPr>
-        <w:t>Luka znaleziona przy świeżym przeglądzie</w:t>
-      </w:r>
-      <w:r>
-        <w:t xml:space="preserve">: dokument nigdzie nie mówi, kto prowadzi listę „zatwierdzonych" usług AI ani jak coś na nią trafia — w przeciwieństwie do innych otwartych kwestii w tym pakiecie, to miejsce nie miało nawet </w:t>
-      </w:r>
-      <w:r>
-        <w:rPr>
-          <w:rFonts w:ascii="Consolas" w:hAnsi="Consolas"/>
-        </w:rPr>
-        <w:t>[●]</w:t>
-      </w:r>
-      <w:r>
-        <w:t>. Do ustalenia: kto zatwierdza [●] i gdzie ta lista jest publikowana [●].</w:t>
+        <w:t>1. Nie należy wprowadzać do publicznych lub niezatwierdzonych usług AI danych osobowych, informacji poufnych ani dokumentów Spółdzielni. Kto zatwierdza listę dozwolonych usług AI i gdzie jest ona publikowana, ustala się odrębnie [●].</w:t>
       </w:r>
     </w:p>
     <w:p>
